--- a/claude code 3.docx
+++ b/claude code 3.docx
@@ -48,15 +48,7 @@
     <w:p/>
     <w:p>
       <w:r>
-        <w:t xml:space="preserve">**Misión </w:t>
-      </w:r>
-      <w:proofErr w:type="gramStart"/>
-      <w:r>
-        <w:t>principal:*</w:t>
-      </w:r>
-      <w:proofErr w:type="gramEnd"/>
-      <w:r>
-        <w:t>*</w:t>
+        <w:t>**Misión principal:**</w:t>
       </w:r>
     </w:p>
     <w:p>
@@ -67,15 +59,7 @@
     <w:p/>
     <w:p>
       <w:r>
-        <w:t xml:space="preserve">**Módulos del ERP con los que puedes </w:t>
-      </w:r>
-      <w:proofErr w:type="gramStart"/>
-      <w:r>
-        <w:t>interactuar:*</w:t>
-      </w:r>
-      <w:proofErr w:type="gramEnd"/>
-      <w:r>
-        <w:t>*</w:t>
+        <w:t>**Módulos del ERP con los que puedes interactuar:**</w:t>
       </w:r>
     </w:p>
     <w:p>
@@ -166,15 +150,7 @@
     <w:p/>
     <w:p>
       <w:r>
-        <w:t xml:space="preserve">**Reglas de </w:t>
-      </w:r>
-      <w:proofErr w:type="gramStart"/>
-      <w:r>
-        <w:t>Oro:*</w:t>
-      </w:r>
-      <w:proofErr w:type="gramEnd"/>
-      <w:r>
-        <w:t>*</w:t>
+        <w:t>**Reglas de Oro:**</w:t>
       </w:r>
     </w:p>
     <w:p>
@@ -208,15 +184,7 @@
       </w:r>
       <w:proofErr w:type="spellEnd"/>
       <w:r>
-        <w:t xml:space="preserve"> Inteligente de Modelos (Ollama</w:t>
-      </w:r>
-      <w:proofErr w:type="gramStart"/>
-      <w:r>
-        <w:t>):*</w:t>
-      </w:r>
-      <w:proofErr w:type="gramEnd"/>
-      <w:r>
-        <w:t>*</w:t>
+        <w:t xml:space="preserve"> Inteligente de Modelos (Ollama):**</w:t>
       </w:r>
     </w:p>
     <w:p>
@@ -237,15 +205,7 @@
     <w:p/>
     <w:p>
       <w:r>
-        <w:t xml:space="preserve">**Contexto del </w:t>
-      </w:r>
-      <w:proofErr w:type="gramStart"/>
-      <w:r>
-        <w:t>Negocio:*</w:t>
-      </w:r>
-      <w:proofErr w:type="gramEnd"/>
-      <w:r>
-        <w:t>*</w:t>
+        <w:t>**Contexto del Negocio:**</w:t>
       </w:r>
     </w:p>
     <w:p>
@@ -264,15 +224,7 @@
     <w:p/>
     <w:p>
       <w:r>
-        <w:t xml:space="preserve">**Formato de </w:t>
-      </w:r>
-      <w:proofErr w:type="gramStart"/>
-      <w:r>
-        <w:t>Respuesta:*</w:t>
-      </w:r>
-      <w:proofErr w:type="gramEnd"/>
-      <w:r>
-        <w:t>*</w:t>
+        <w:t>**Formato de Respuesta:**</w:t>
       </w:r>
     </w:p>
     <w:p>
@@ -749,575 +701,9 @@
     <w:p/>
     <w:p/>
     <w:p/>
-    <w:p>
-      <w:r>
-        <w:lastRenderedPageBreak/>
-        <w:t xml:space="preserve">Continuar por aquí, estoy hay que pegarlo el </w:t>
-      </w:r>
-      <w:proofErr w:type="spellStart"/>
-      <w:r>
-        <w:t>grok</w:t>
-      </w:r>
-      <w:proofErr w:type="spellEnd"/>
-      <w:r>
-        <w:t xml:space="preserve"> para que continue:</w:t>
-      </w:r>
-    </w:p>
-    <w:p/>
-    <w:p>
-      <w:r>
-        <w:t>Todo correcto. Aquí el resumen completo de la</w:t>
-      </w:r>
-    </w:p>
-    <w:p>
-      <w:r>
-        <w:t xml:space="preserve">  implementación:                                    </w:t>
-      </w:r>
-    </w:p>
-    <w:p>
-      <w:r>
-        <w:t xml:space="preserve">                                                   </w:t>
-      </w:r>
-    </w:p>
-    <w:p>
-      <w:r>
-        <w:t xml:space="preserve">  ---                                                </w:t>
-      </w:r>
-    </w:p>
-    <w:p>
-      <w:r>
-        <w:t xml:space="preserve">  Resumen — </w:t>
-      </w:r>
-      <w:proofErr w:type="spellStart"/>
-      <w:r>
-        <w:t>ContextoERPService</w:t>
-      </w:r>
-      <w:proofErr w:type="spellEnd"/>
-      <w:r>
-        <w:t xml:space="preserve"> implementado          </w:t>
-      </w:r>
-    </w:p>
-    <w:p>
-      <w:r>
-        <w:t xml:space="preserve">                                                     </w:t>
-      </w:r>
-    </w:p>
-    <w:p>
-      <w:r>
-        <w:t xml:space="preserve">  Archivos creados / modificados                     </w:t>
-      </w:r>
-    </w:p>
-    <w:p>
-      <w:r>
-        <w:t xml:space="preserve">                                                     </w:t>
-      </w:r>
-    </w:p>
-    <w:p>
-      <w:r>
-        <w:t xml:space="preserve">  1. </w:t>
-      </w:r>
-      <w:proofErr w:type="spellStart"/>
-      <w:r>
-        <w:t>service</w:t>
-      </w:r>
-      <w:proofErr w:type="spellEnd"/>
-      <w:r>
-        <w:t xml:space="preserve">/ContextoERPService.java (nuevo)       </w:t>
-      </w:r>
-    </w:p>
-    <w:p>
-      <w:r>
-        <w:t xml:space="preserve">  - Método </w:t>
-      </w:r>
-      <w:proofErr w:type="spellStart"/>
-      <w:proofErr w:type="gramStart"/>
-      <w:r>
-        <w:t>construirContexto</w:t>
-      </w:r>
-      <w:proofErr w:type="spellEnd"/>
-      <w:r>
-        <w:t>(</w:t>
-      </w:r>
-      <w:proofErr w:type="gramEnd"/>
-      <w:r>
-        <w:t>) que hace 5 consultas</w:t>
-      </w:r>
-    </w:p>
-    <w:p>
-      <w:r>
-        <w:t xml:space="preserve">  ligeras a la BD:</w:t>
-      </w:r>
-    </w:p>
-    <w:p>
-      <w:r>
-        <w:t xml:space="preserve">    - Presupuestos por estado (borrador / enviado /</w:t>
-      </w:r>
-    </w:p>
-    <w:p>
-      <w:r>
-        <w:t xml:space="preserve">  aceptado)</w:t>
-      </w:r>
-    </w:p>
-    <w:p>
-      <w:r>
-        <w:t xml:space="preserve">    - Facturas pendientes + total facturado del año</w:t>
-      </w:r>
-    </w:p>
-    <w:p>
-      <w:r>
-        <w:t xml:space="preserve">  en curso</w:t>
-      </w:r>
-    </w:p>
-    <w:p>
-      <w:r>
-        <w:t xml:space="preserve">    - Pedidos activos (pendiente / en proceso /</w:t>
-      </w:r>
-    </w:p>
-    <w:p>
-      <w:r>
-        <w:t xml:space="preserve">  producción)</w:t>
-      </w:r>
-    </w:p>
-    <w:p>
-      <w:r>
-        <w:t xml:space="preserve">    - Materiales en catálogo + conteo de bajo stock</w:t>
-      </w:r>
-    </w:p>
-    <w:p>
-      <w:r>
-        <w:t xml:space="preserve">    - Total de clientes registrados</w:t>
-      </w:r>
-    </w:p>
-    <w:p>
-      <w:r>
-        <w:t xml:space="preserve">  - Cada sección tiene su propio try-catch → un fallo</w:t>
-      </w:r>
-    </w:p>
-    <w:p>
-      <w:r>
-        <w:t xml:space="preserve">   aislado en BD no rompe el bloque completo</w:t>
-      </w:r>
-    </w:p>
-    <w:p>
-      <w:r>
-        <w:t xml:space="preserve">  - Output de ejemplo:</w:t>
-      </w:r>
-    </w:p>
-    <w:p>
-      <w:r>
-        <w:t xml:space="preserve">  === DATOS ACTUALES DEL ERP — 2026-05-03 ===</w:t>
-      </w:r>
-    </w:p>
-    <w:p/>
-    <w:p>
-      <w:r>
-        <w:t xml:space="preserve">  </w:t>
-      </w:r>
-      <w:proofErr w:type="gramStart"/>
-      <w:r>
-        <w:t>PRESUPUESTOS  →</w:t>
-      </w:r>
-      <w:proofErr w:type="gramEnd"/>
-      <w:r>
-        <w:t xml:space="preserve"> 3 en borrador · 5 enviados · 1</w:t>
-      </w:r>
-    </w:p>
-    <w:p>
-      <w:r>
-        <w:t xml:space="preserve">  aceptado</w:t>
-      </w:r>
-    </w:p>
-    <w:p>
-      <w:r>
-        <w:t xml:space="preserve">  FACTURAS      → 2 pendientes de cobro · Facturado</w:t>
-      </w:r>
-    </w:p>
-    <w:p>
-      <w:r>
-        <w:t xml:space="preserve">  2026: 47.320,50 €</w:t>
-      </w:r>
-    </w:p>
-    <w:p>
-      <w:r>
-        <w:t xml:space="preserve">  PEDIDOS       → 4 activos (pendiente / en proceso)</w:t>
-      </w:r>
-    </w:p>
-    <w:p>
-      <w:r>
-        <w:t xml:space="preserve">  · 12 entregados</w:t>
-      </w:r>
-    </w:p>
-    <w:p>
-      <w:r>
-        <w:t xml:space="preserve">  MATERIALES    → 87 en catálogo · </w:t>
-      </w:r>
-      <w:r>
-        <w:rPr>
-          <w:rFonts w:ascii="Segoe UI Symbol" w:hAnsi="Segoe UI Symbol" w:cs="Segoe UI Symbol"/>
-        </w:rPr>
-        <w:t>⚠</w:t>
-      </w:r>
-      <w:r>
-        <w:t xml:space="preserve"> 3 con stock bajo</w:t>
-      </w:r>
-    </w:p>
-    <w:p>
-      <w:r>
-        <w:t xml:space="preserve">  CLIENTES      → 142 registrados</w:t>
-      </w:r>
-    </w:p>
-    <w:p/>
-    <w:p>
-      <w:r>
-        <w:t xml:space="preserve">  === FIN CONTEXTO ERP ===</w:t>
-      </w:r>
-    </w:p>
-    <w:p>
-      <w:r>
-        <w:t xml:space="preserve">  Usa estos datos para responder preguntas sobre el</w:t>
-      </w:r>
-    </w:p>
-    <w:p>
-      <w:r>
-        <w:t xml:space="preserve">  estado actual...</w:t>
-      </w:r>
-    </w:p>
-    <w:p/>
-    <w:p>
-      <w:r>
-        <w:t xml:space="preserve">  2. </w:t>
-      </w:r>
-      <w:proofErr w:type="spellStart"/>
-      <w:r>
-        <w:t>service</w:t>
-      </w:r>
-      <w:proofErr w:type="spellEnd"/>
-      <w:r>
-        <w:t>/OllamaService.java (modificado)</w:t>
-      </w:r>
-    </w:p>
-    <w:p>
-      <w:r>
-        <w:t xml:space="preserve">  - Campo </w:t>
-      </w:r>
-      <w:proofErr w:type="spellStart"/>
-      <w:r>
-        <w:t>volatile</w:t>
-      </w:r>
-      <w:proofErr w:type="spellEnd"/>
-      <w:r>
-        <w:t xml:space="preserve"> String </w:t>
-      </w:r>
-      <w:proofErr w:type="spellStart"/>
-      <w:r>
-        <w:t>contextoERP</w:t>
-      </w:r>
-      <w:proofErr w:type="spellEnd"/>
-      <w:r>
-        <w:t xml:space="preserve"> +</w:t>
-      </w:r>
-    </w:p>
-    <w:p>
-      <w:r>
-        <w:t xml:space="preserve">  </w:t>
-      </w:r>
-      <w:proofErr w:type="spellStart"/>
-      <w:proofErr w:type="gramStart"/>
-      <w:r>
-        <w:t>setContextoERP</w:t>
-      </w:r>
-      <w:proofErr w:type="spellEnd"/>
-      <w:r>
-        <w:t>(</w:t>
-      </w:r>
-      <w:proofErr w:type="gramEnd"/>
-      <w:r>
-        <w:t xml:space="preserve">) / </w:t>
-      </w:r>
-      <w:proofErr w:type="spellStart"/>
-      <w:proofErr w:type="gramStart"/>
-      <w:r>
-        <w:t>clearContextoERP</w:t>
-      </w:r>
-      <w:proofErr w:type="spellEnd"/>
-      <w:r>
-        <w:t>(</w:t>
-      </w:r>
-      <w:proofErr w:type="gramEnd"/>
-      <w:r>
-        <w:t>)</w:t>
-      </w:r>
-    </w:p>
-    <w:p>
-      <w:r>
-        <w:t xml:space="preserve">  - En </w:t>
-      </w:r>
-      <w:proofErr w:type="spellStart"/>
-      <w:proofErr w:type="gramStart"/>
-      <w:r>
-        <w:t>chatStreaming</w:t>
-      </w:r>
-      <w:proofErr w:type="spellEnd"/>
-      <w:r>
-        <w:t>(</w:t>
-      </w:r>
-      <w:proofErr w:type="gramEnd"/>
-      <w:r>
-        <w:t>): si hay contexto, se inyecta</w:t>
-      </w:r>
-    </w:p>
-    <w:p>
-      <w:r>
-        <w:t xml:space="preserve">  como segundo mensaje </w:t>
-      </w:r>
-      <w:proofErr w:type="spellStart"/>
-      <w:r>
-        <w:t>system</w:t>
-      </w:r>
-      <w:proofErr w:type="spellEnd"/>
-      <w:r>
-        <w:t xml:space="preserve"> entre el </w:t>
-      </w:r>
-      <w:proofErr w:type="spellStart"/>
-      <w:r>
-        <w:t>prompt</w:t>
-      </w:r>
-      <w:proofErr w:type="spellEnd"/>
-    </w:p>
-    <w:p>
-      <w:r>
-        <w:t xml:space="preserve">  principal y el mensaje del usuario — la forma más</w:t>
-      </w:r>
-    </w:p>
-    <w:p>
-      <w:r>
-        <w:t xml:space="preserve">  limpia de dar contexto a Ollama</w:t>
-      </w:r>
-    </w:p>
-    <w:p/>
-    <w:p>
-      <w:r>
-        <w:t xml:space="preserve">  3. </w:t>
-      </w:r>
-      <w:proofErr w:type="spellStart"/>
-      <w:r>
-        <w:t>ui</w:t>
-      </w:r>
-      <w:proofErr w:type="spellEnd"/>
-      <w:r>
-        <w:t>/IAView.java (modificado)</w:t>
-      </w:r>
-    </w:p>
-    <w:p>
-      <w:r>
-        <w:t xml:space="preserve">  - Campo </w:t>
-      </w:r>
-      <w:proofErr w:type="spellStart"/>
-      <w:r>
-        <w:t>CheckBox</w:t>
-      </w:r>
-      <w:proofErr w:type="spellEnd"/>
-      <w:r>
-        <w:t xml:space="preserve"> </w:t>
-      </w:r>
-      <w:proofErr w:type="spellStart"/>
-      <w:r>
-        <w:t>cbContexto</w:t>
-      </w:r>
-      <w:proofErr w:type="spellEnd"/>
-      <w:r>
-        <w:t xml:space="preserve"> + </w:t>
-      </w:r>
-      <w:proofErr w:type="spellStart"/>
-      <w:r>
-        <w:t>ContextoERPService</w:t>
-      </w:r>
-      <w:proofErr w:type="spellEnd"/>
-    </w:p>
-    <w:p>
-      <w:r>
-        <w:t xml:space="preserve">  </w:t>
-      </w:r>
-      <w:proofErr w:type="spellStart"/>
-      <w:r>
-        <w:t>contextoService</w:t>
-      </w:r>
-      <w:proofErr w:type="spellEnd"/>
-    </w:p>
-    <w:p>
-      <w:r>
-        <w:t xml:space="preserve">  - </w:t>
-      </w:r>
-      <w:proofErr w:type="spellStart"/>
-      <w:r>
-        <w:t>Toggle</w:t>
-      </w:r>
-      <w:proofErr w:type="spellEnd"/>
-      <w:r>
-        <w:t xml:space="preserve"> "</w:t>
-      </w:r>
-      <w:r>
-        <w:rPr>
-          <w:rFonts w:ascii="Segoe UI Emoji" w:hAnsi="Segoe UI Emoji" w:cs="Segoe UI Emoji"/>
-        </w:rPr>
-        <w:t>📊</w:t>
-      </w:r>
-      <w:r>
-        <w:t xml:space="preserve"> Datos ERP" añadido en la barra de</w:t>
-      </w:r>
-    </w:p>
-    <w:p>
-      <w:r>
-        <w:t xml:space="preserve">  estado con </w:t>
-      </w:r>
-      <w:proofErr w:type="spellStart"/>
-      <w:r>
-        <w:t>tooltip</w:t>
-      </w:r>
-      <w:proofErr w:type="spellEnd"/>
-      <w:r>
-        <w:t xml:space="preserve"> explicativo</w:t>
-      </w:r>
-    </w:p>
-    <w:p>
-      <w:r>
-        <w:t xml:space="preserve">  - En </w:t>
-      </w:r>
-      <w:proofErr w:type="gramStart"/>
-      <w:r>
-        <w:t>enviar(</w:t>
-      </w:r>
-      <w:proofErr w:type="gramEnd"/>
-      <w:r>
-        <w:t xml:space="preserve">): todo se ejecuta en un virtual </w:t>
-      </w:r>
-      <w:proofErr w:type="spellStart"/>
-      <w:r>
-        <w:t>thread</w:t>
-      </w:r>
-      <w:proofErr w:type="spellEnd"/>
-    </w:p>
-    <w:p>
-      <w:r>
-        <w:lastRenderedPageBreak/>
-        <w:t xml:space="preserve">   que primero obtiene el contexto (sin bloquear el</w:t>
-      </w:r>
-    </w:p>
-    <w:p>
-      <w:r>
-        <w:t xml:space="preserve">  hilo FX) y luego lanza </w:t>
-      </w:r>
-      <w:proofErr w:type="spellStart"/>
-      <w:r>
-        <w:t>chatStreaming</w:t>
-      </w:r>
-      <w:proofErr w:type="spellEnd"/>
-    </w:p>
-    <w:p>
-      <w:r>
-        <w:t xml:space="preserve">  - Cuando el contexto está activo, </w:t>
-      </w:r>
-      <w:proofErr w:type="spellStart"/>
-      <w:r>
-        <w:t>lblEstado</w:t>
-      </w:r>
-      <w:proofErr w:type="spellEnd"/>
-      <w:r>
-        <w:t xml:space="preserve"> muestra</w:t>
-      </w:r>
-    </w:p>
-    <w:p>
-      <w:r>
-        <w:t xml:space="preserve">   </w:t>
-      </w:r>
-      <w:r>
-        <w:rPr>
-          <w:rFonts w:ascii="Segoe UI Emoji" w:hAnsi="Segoe UI Emoji" w:cs="Segoe UI Emoji"/>
-        </w:rPr>
-        <w:t>🟢</w:t>
-      </w:r>
-      <w:r>
-        <w:t xml:space="preserve"> Ollama listo — llama3.2 [auto] [+ERP]</w:t>
-      </w:r>
-    </w:p>
-    <w:p/>
-    <w:p>
-      <w:r>
-        <w:rPr>
-          <w:rFonts w:ascii="Segoe UI Symbol" w:hAnsi="Segoe UI Symbol" w:cs="Segoe UI Symbol"/>
-        </w:rPr>
-        <w:t>✻</w:t>
-      </w:r>
-      <w:r>
-        <w:t xml:space="preserve"> </w:t>
-      </w:r>
-      <w:proofErr w:type="spellStart"/>
-      <w:r>
-        <w:t>Worked</w:t>
-      </w:r>
-      <w:proofErr w:type="spellEnd"/>
-      <w:r>
-        <w:t xml:space="preserve"> </w:t>
-      </w:r>
-      <w:proofErr w:type="spellStart"/>
-      <w:r>
-        <w:t>for</w:t>
-      </w:r>
-      <w:proofErr w:type="spellEnd"/>
-      <w:r>
-        <w:t xml:space="preserve"> 5m 47s</w:t>
-      </w:r>
-    </w:p>
-    <w:p/>
-    <w:p/>
-    <w:p/>
-    <w:p/>
-    <w:p/>
-    <w:p/>
-    <w:p/>
-    <w:p/>
-    <w:p/>
-    <w:p/>
-    <w:p/>
-    <w:p/>
-    <w:p/>
-    <w:p/>
-    <w:p/>
-    <w:p/>
-    <w:p/>
-    <w:p/>
-    <w:p/>
-    <w:p/>
-    <w:p/>
-    <w:p/>
-    <w:p/>
-    <w:p/>
-    <w:p/>
-    <w:p/>
-    <w:p/>
-    <w:p/>
-    <w:p/>
-    <w:p/>
-    <w:p/>
-    <w:p/>
-    <w:p/>
-    <w:p/>
-    <w:p/>
-    <w:p/>
-    <w:p/>
-    <w:p/>
-    <w:p/>
-    <w:p/>
-    <w:p/>
-    <w:p/>
-    <w:p/>
-    <w:p/>
-    <w:p/>
-    <w:p/>
-    <w:p/>
-    <w:p>
-      <w:r>
-        <w:lastRenderedPageBreak/>
+    <w:p/>
+    <w:p>
+      <w:r>
         <w:t>Segundo:</w:t>
       </w:r>
     </w:p>
@@ -1337,15 +723,7 @@
     <w:p/>
     <w:p>
       <w:r>
-        <w:t xml:space="preserve">**Tareas </w:t>
-      </w:r>
-      <w:proofErr w:type="gramStart"/>
-      <w:r>
-        <w:t>concretas:*</w:t>
-      </w:r>
-      <w:proofErr w:type="gramEnd"/>
-      <w:r>
-        <w:t>*</w:t>
+        <w:t>**Tareas concretas:**</w:t>
       </w:r>
     </w:p>
     <w:p/>

--- a/claude code 3.docx
+++ b/claude code 3.docx
@@ -4,6 +4,414 @@
   <w:body>
     <w:p>
       <w:r>
+        <w:t xml:space="preserve">─Mulberry </w:t>
+      </w:r>
+      <w:proofErr w:type="spellStart"/>
+      <w:r>
+        <w:t>Assistant</w:t>
+      </w:r>
+      <w:proofErr w:type="spellEnd"/>
+      <w:r>
+        <w:t xml:space="preserve"> activo. Sistema </w:t>
+      </w:r>
+      <w:proofErr w:type="spellStart"/>
+      <w:r>
+        <w:t>Prompt</w:t>
+      </w:r>
+      <w:proofErr w:type="spellEnd"/>
+      <w:r>
+        <w:t xml:space="preserve"> </w:t>
+      </w:r>
+      <w:proofErr w:type="spellStart"/>
+      <w:r>
+        <w:t>cargado─y</w:t>
+      </w:r>
+      <w:proofErr w:type="spellEnd"/>
+    </w:p>
+    <w:p>
+      <w:r>
+        <w:t xml:space="preserve">   operativo.                                        </w:t>
+      </w:r>
+    </w:p>
+    <w:p>
+      <w:r>
+        <w:t xml:space="preserve">                                                     </w:t>
+      </w:r>
+    </w:p>
+    <w:p>
+      <w:r>
+        <w:t xml:space="preserve">  ---</w:t>
+      </w:r>
+    </w:p>
+    <w:p>
+      <w:r>
+        <w:t xml:space="preserve">  Listo para esta sesión. Capacidades activas:       </w:t>
+      </w:r>
+    </w:p>
+    <w:p>
+      <w:r>
+        <w:t xml:space="preserve">                                                   </w:t>
+      </w:r>
+    </w:p>
+    <w:p>
+      <w:r>
+        <w:t xml:space="preserve">  ┌───────────────────┬──────────────────────────┐</w:t>
+      </w:r>
+    </w:p>
+    <w:p>
+      <w:r>
+        <w:t xml:space="preserve">  │     Formatos      │         Módulos          │</w:t>
+      </w:r>
+    </w:p>
+    <w:p>
+      <w:r>
+        <w:t xml:space="preserve">  ├───────────────────┼──────────────────────────┤</w:t>
+      </w:r>
+    </w:p>
+    <w:p>
+      <w:r>
+        <w:t xml:space="preserve">  │ xlsx · xls · </w:t>
+      </w:r>
+      <w:proofErr w:type="spellStart"/>
+      <w:r>
+        <w:t>xlsb</w:t>
+      </w:r>
+      <w:proofErr w:type="spellEnd"/>
+      <w:r>
+        <w:t xml:space="preserve"> │ Materiales y Tarifas     │</w:t>
+      </w:r>
+    </w:p>
+    <w:p>
+      <w:r>
+        <w:t xml:space="preserve">  │  · </w:t>
+      </w:r>
+      <w:proofErr w:type="spellStart"/>
+      <w:r>
+        <w:t>xlsm</w:t>
+      </w:r>
+      <w:proofErr w:type="spellEnd"/>
+      <w:r>
+        <w:t xml:space="preserve">           │                          │</w:t>
+      </w:r>
+    </w:p>
+    <w:p>
+      <w:r>
+        <w:t xml:space="preserve">  ├───────────────────┼──────────────────────────┤</w:t>
+      </w:r>
+    </w:p>
+    <w:p>
+      <w:r>
+        <w:t xml:space="preserve">  │ </w:t>
+      </w:r>
+      <w:proofErr w:type="spellStart"/>
+      <w:r>
+        <w:t>csv</w:t>
+      </w:r>
+      <w:proofErr w:type="spellEnd"/>
+      <w:r>
+        <w:t xml:space="preserve">               │ Clientes                 │</w:t>
+      </w:r>
+    </w:p>
+    <w:p>
+      <w:r>
+        <w:t xml:space="preserve">  ├───────────────────┼──────────────────────────┤</w:t>
+      </w:r>
+    </w:p>
+    <w:p>
+      <w:r>
+        <w:t xml:space="preserve">  │ docx              │ Presupuestos · Pedidos · │</w:t>
+      </w:r>
+    </w:p>
+    <w:p>
+      <w:r>
+        <w:t xml:space="preserve">  │                   │  Albaranes               │</w:t>
+      </w:r>
+    </w:p>
+    <w:p>
+      <w:r>
+        <w:t xml:space="preserve">  ├───────────────────┼──────────────────────────┤</w:t>
+      </w:r>
+    </w:p>
+    <w:p>
+      <w:r>
+        <w:t xml:space="preserve">  │ </w:t>
+      </w:r>
+      <w:proofErr w:type="spellStart"/>
+      <w:r>
+        <w:t>pdf</w:t>
+      </w:r>
+      <w:proofErr w:type="spellEnd"/>
+      <w:r>
+        <w:t xml:space="preserve">               │ Empleados · Nóminas      │</w:t>
+      </w:r>
+    </w:p>
+    <w:p>
+      <w:r>
+        <w:t xml:space="preserve">  ├───────────────────┼──────────────────────────┤</w:t>
+      </w:r>
+    </w:p>
+    <w:p>
+      <w:r>
+        <w:t xml:space="preserve">  │ </w:t>
+      </w:r>
+      <w:proofErr w:type="spellStart"/>
+      <w:r>
+        <w:t>json</w:t>
+      </w:r>
+      <w:proofErr w:type="spellEnd"/>
+      <w:r>
+        <w:t xml:space="preserve"> · </w:t>
+      </w:r>
+      <w:proofErr w:type="spellStart"/>
+      <w:r>
+        <w:t>sql</w:t>
+      </w:r>
+      <w:proofErr w:type="spellEnd"/>
+      <w:r>
+        <w:t xml:space="preserve">        │ Cualquier módulo del ERP │</w:t>
+      </w:r>
+    </w:p>
+    <w:p>
+      <w:r>
+        <w:t xml:space="preserve">  └───────────────────┴──────────────────────────┘</w:t>
+      </w:r>
+    </w:p>
+    <w:p/>
+    <w:p>
+      <w:r>
+        <w:t xml:space="preserve">  Flujo garantizado en cada importación:</w:t>
+      </w:r>
+    </w:p>
+    <w:p/>
+    <w:p>
+      <w:r>
+        <w:t xml:space="preserve">  Archivo recibido</w:t>
+      </w:r>
+    </w:p>
+    <w:p>
+      <w:r>
+        <w:t xml:space="preserve">    → Detección automática de formato y módulo</w:t>
+      </w:r>
+    </w:p>
+    <w:p>
+      <w:r>
+        <w:t xml:space="preserve">    → Análisis de cabeceras y estructura</w:t>
+      </w:r>
+    </w:p>
+    <w:p>
+      <w:r>
+        <w:t xml:space="preserve">    → Dry Run: </w:t>
+      </w:r>
+      <w:proofErr w:type="spellStart"/>
+      <w:r>
+        <w:t>preview</w:t>
+      </w:r>
+      <w:proofErr w:type="spellEnd"/>
+      <w:r>
+        <w:t xml:space="preserve"> (hojas, filas, columnas,</w:t>
+      </w:r>
+    </w:p>
+    <w:p>
+      <w:r>
+        <w:t xml:space="preserve">  estimación crear/actualizar)</w:t>
+      </w:r>
+    </w:p>
+    <w:p>
+      <w:r>
+        <w:t xml:space="preserve">    → Confirmación del usuario</w:t>
+      </w:r>
+    </w:p>
+    <w:p>
+      <w:r>
+        <w:t xml:space="preserve">    → Importación real</w:t>
+      </w:r>
+    </w:p>
+    <w:p>
+      <w:r>
+        <w:t xml:space="preserve">    → Resumen detallado por hoja/tabla</w:t>
+      </w:r>
+    </w:p>
+    <w:p/>
+    <w:p>
+      <w:r>
+        <w:t xml:space="preserve">  </w:t>
+      </w:r>
+      <w:proofErr w:type="spellStart"/>
+      <w:r>
+        <w:t>Deduplicación</w:t>
+      </w:r>
+      <w:proofErr w:type="spellEnd"/>
+      <w:r>
+        <w:t xml:space="preserve"> activa por módulo: NIF/CIF para</w:t>
+      </w:r>
+    </w:p>
+    <w:p>
+      <w:r>
+        <w:t xml:space="preserve">  clientes y empleados · </w:t>
+      </w:r>
+      <w:proofErr w:type="spellStart"/>
+      <w:r>
+        <w:t>Nombre+Proveedor</w:t>
+      </w:r>
+      <w:proofErr w:type="spellEnd"/>
+      <w:r>
+        <w:t xml:space="preserve"> para</w:t>
+      </w:r>
+    </w:p>
+    <w:p>
+      <w:r>
+        <w:t xml:space="preserve">  materiales · Número de documento para presupuestos,</w:t>
+      </w:r>
+    </w:p>
+    <w:p>
+      <w:r>
+        <w:t xml:space="preserve">   pedidos y albaranes.</w:t>
+      </w:r>
+    </w:p>
+    <w:p/>
+    <w:p>
+      <w:r>
+        <w:t xml:space="preserve">  ---</w:t>
+      </w:r>
+    </w:p>
+    <w:p>
+      <w:r>
+        <w:t xml:space="preserve">  ¿Con qué trabajamos hoy? Puedes decirme, por</w:t>
+      </w:r>
+    </w:p>
+    <w:p>
+      <w:r>
+        <w:t xml:space="preserve">  ejemplo:</w:t>
+      </w:r>
+    </w:p>
+    <w:p/>
+    <w:p>
+      <w:r>
+        <w:t xml:space="preserve">  - "Importa las tarifas de Unión Papelera — tengo el</w:t>
+      </w:r>
+    </w:p>
+    <w:p>
+      <w:r>
+        <w:t xml:space="preserve">   Excel aquí"</w:t>
+      </w:r>
+    </w:p>
+    <w:p>
+      <w:r>
+        <w:t xml:space="preserve">  - "Carga este CSV con los clientes nuevos del mes"</w:t>
+      </w:r>
+    </w:p>
+    <w:p>
+      <w:r>
+        <w:t xml:space="preserve">  - "Tengo un PDF con el listado de pedidos</w:t>
+      </w:r>
+    </w:p>
+    <w:p>
+      <w:r>
+        <w:t xml:space="preserve">  pendientes de proveedor"</w:t>
+      </w:r>
+    </w:p>
+    <w:p>
+      <w:r>
+        <w:t xml:space="preserve">  - "Actualiza el stock desde este JSON"</w:t>
+      </w:r>
+    </w:p>
+    <w:p/>
+    <w:p>
+      <w:r>
+        <w:rPr>
+          <w:rFonts w:ascii="Segoe UI Symbol" w:hAnsi="Segoe UI Symbol" w:cs="Segoe UI Symbol"/>
+        </w:rPr>
+        <w:t>✻</w:t>
+      </w:r>
+      <w:r>
+        <w:t xml:space="preserve"> </w:t>
+      </w:r>
+      <w:proofErr w:type="spellStart"/>
+      <w:r>
+        <w:t>Sautéed</w:t>
+      </w:r>
+      <w:proofErr w:type="spellEnd"/>
+      <w:r>
+        <w:t xml:space="preserve"> </w:t>
+      </w:r>
+      <w:proofErr w:type="spellStart"/>
+      <w:r>
+        <w:t>for</w:t>
+      </w:r>
+      <w:proofErr w:type="spellEnd"/>
+      <w:r>
+        <w:t xml:space="preserve"> 14s               </w:t>
+      </w:r>
+    </w:p>
+    <w:p/>
+    <w:p/>
+    <w:p/>
+    <w:p/>
+    <w:p/>
+    <w:p/>
+    <w:p/>
+    <w:p/>
+    <w:p/>
+    <w:p/>
+    <w:p/>
+    <w:p/>
+    <w:p/>
+    <w:p/>
+    <w:p/>
+    <w:p/>
+    <w:p/>
+    <w:p/>
+    <w:p/>
+    <w:p/>
+    <w:p/>
+    <w:p/>
+    <w:p/>
+    <w:p/>
+    <w:p/>
+    <w:p/>
+    <w:p/>
+    <w:p/>
+    <w:p/>
+    <w:p/>
+    <w:p/>
+    <w:p/>
+    <w:p/>
+    <w:p/>
+    <w:p/>
+    <w:p/>
+    <w:p/>
+    <w:p/>
+    <w:p/>
+    <w:p/>
+    <w:p/>
+    <w:p/>
+    <w:p/>
+    <w:p/>
+    <w:p/>
+    <w:p/>
+    <w:p/>
+    <w:p/>
+    <w:p/>
+    <w:p/>
+    <w:p/>
+    <w:p/>
+    <w:p/>
+    <w:p/>
+    <w:p/>
+    <w:p/>
+    <w:p/>
+    <w:p/>
+    <w:p/>
+    <w:p/>
+    <w:p/>
+    <w:p/>
+    <w:p/>
+    <w:p/>
+    <w:p/>
+    <w:p/>
+    <w:p/>
+    <w:p>
+      <w:r>
         <w:t>Primero:</w:t>
       </w:r>
       <w:r>
@@ -210,6 +618,7 @@
     </w:p>
     <w:p>
       <w:r>
+        <w:lastRenderedPageBreak/>
         <w:t xml:space="preserve">Empresa de serigrafía e impresión. Conceptos clave: </w:t>
       </w:r>
       <w:proofErr w:type="spellStart"/>
@@ -255,7 +664,6 @@
     </w:p>
     <w:p>
       <w:r>
-        <w:lastRenderedPageBreak/>
         <w:t xml:space="preserve">  "</w:t>
       </w:r>
       <w:proofErr w:type="spellStart"/>
